--- a/descargas/eso/word/PRESENTE_eso_semana4.docx
+++ b/descargas/eso/word/PRESENTE_eso_semana4.docx
@@ -126,7 +126,7 @@
       </w:r>
       <w:r>
         <w:rPr/>
-        <w:t xml:space="preserve">dos propuestas; cada clase elige una:</w:t>
+        <w:t xml:space="preserve">igual en los dos modelos (ver la pestaña «Símbolo»):</w:t>
       </w:r>
     </w:p>
     <w:p>
@@ -143,32 +143,11 @@
           <w:bCs/>
           <w:color w:val="9A7400"/>
         </w:rPr>
-        <w:t xml:space="preserve">Caja cúbica (propuestas A y B): </w:t>
-      </w:r>
-      <w:r>
-        <w:rPr/>
-        <w:t xml:space="preserve"> plantilla 4: la tarjeta «Para: ti · De: Dios» se cuelga del lazo.</w:t>
-      </w:r>
-    </w:p>
-    <w:p>
-      <w:pPr>
-        <w:pStyle w:val="Lista"/>
-        <w:numPr>
-          <w:ilvl w:val="0"/>
-          <w:numId w:val="1"/>
-        </w:numPr>
-      </w:pPr>
-      <w:r>
-        <w:rPr>
-          <w:b/>
-          <w:bCs/>
-          <w:color w:val="9A7400"/>
-        </w:rPr>
-        <w:t xml:space="preserve">Caja abatible (propuesta C): </w:t>
-      </w:r>
-      <w:r>
-        <w:rPr/>
-        <w:t xml:space="preserve"> la tarjeta de la lámina 2 se ata al lazo; por detrás, la clase escribe sus compromisos para Navidad.</w:t>
+        <w:t xml:space="preserve">En los dos modelos: </w:t>
+      </w:r>
+      <w:r>
+        <w:rPr/>
+        <w:t xml:space="preserve"> plantilla 4: cada alumno escribe en su tarjeta su nombre («¡Presente!») y, por detrás, su compromiso, y la deja dentro de la caja. Se vuelve a cerrar.</w:t>
       </w:r>
     </w:p>
     <w:p>
@@ -240,7 +219,7 @@
       </w:pPr>
       <w:r>
         <w:rPr/>
-        <w:t xml:space="preserve">«Ayer encendimos la cuarta vela». Se cuelga del lazo la tarjeta de la plantilla 4: «Para: ti. De: Dios». «El regalo tiene nombre y apellidos: los tuyos».</w:t>
+        <w:t xml:space="preserve">«Ayer encendimos la cuarta vela». Se gira el símbolo de la caja y se lee lo que pone detrás: «Para: ti. De: Dios». «El regalo tiene nombre y apellidos: los tuyos».</w:t>
       </w:r>
     </w:p>
     <w:p>
@@ -524,7 +503,7 @@
       </w:pPr>
       <w:r>
         <w:rPr/>
-        <w:t xml:space="preserve">María podía haber dicho «ya si eso…» o «pídeselo a otra». Dijo: «He aquí la esclava del Señor», es decir, «aquí estoy». Contestar «¡Presente!» al pasar lista es fácil. Contestarlo con la vida, no tanto. Si se usan, cada alumno recibe una tarjeta pequeña de la plantilla 4 y escribe en privado, por detrás: «Aquí estoy para…».</w:t>
+        <w:t xml:space="preserve">María podía haber dicho «ya si eso…» o «pídeselo a otra». Dijo: «He aquí la esclava del Señor», es decir, «aquí estoy». Contestar «¡Presente!» al pasar lista es fácil. Contestarlo con la vida, no tanto. Cada alumno recibe su tarjeta de la plantilla 4: delante escribe su nombre y, por detrás, en privado, «Esta semana estaré presente para…». La dobla, la pega y la deja dentro de la caja.</w:t>
       </w:r>
     </w:p>
     <w:p>
@@ -783,7 +762,7 @@
       </w:hyperlink>
       <w:r>
         <w:rPr/>
-        <w:t xml:space="preserve">. Después miramos la caja completa: caja, papel, lazo y tarjeta. En la celebración de Navidad se abrirá.</w:t>
+        <w:t xml:space="preserve">. Después miramos la caja completa: cerrada, con su señal y, dentro, nuestros nombres. En la celebración de Navidad se abrirá.</w:t>
       </w:r>
     </w:p>
     <w:p>
